--- a/samples/微电子贯通项目/指导书/贯通项目步骤二 单元：二输入与非门的版图与验证 实验指导书.docx
+++ b/samples/微电子贯通项目/指导书/贯通项目步骤二 单元：二输入与非门的版图与验证 实验指导书.docx
@@ -544,7 +544,7 @@
         <w:rPr>
           <w:rFonts w:ascii="Times New Roman" w:hAnsi="Times New Roman" w:eastAsia="宋体"/>
         </w:rPr>
-        <w:t>2. 用 magic -rcfile $MAGICRC step2_nand2/nand2.mag 打开版图，看清 N1、N2（下排）和 P1、P2（上排）的源、漏、栅端子（placement.json 有坐标）。</w:t>
+        <w:t>2. 用 magic -rcfile $MAGICRC step2_nand2/nand2.mag 打开版图。下排是 NMOS：左 N1（栅接 A）、右 N2（栅接 B）；上排是 PMOS：左 P1（栅接 A）、右 P2（栅接 B）。placement.json 给出各端子的金属框坐标（单位见 unit_um，一个单位 0.005 μm）：T 是每个管子的源 S、漏 D、栅 G，rings 是每个保护环上可以放接触孔的那段，pos 是各管中心。</w:t>
       </w:r>
       <w:r>
         <w:br/>
@@ -554,7 +554,7 @@
           <w:color w:val="5B6B75"/>
           <w:sz w:val="19"/>
         </w:rPr>
-        <w:t>Open the layout with magic -rcfile $MAGICRC step2_nand2/nand2.mag; find the source, drain and gate of N1, N2 (bottom) and P1, P2 (top) (coordinates in placement.json).</w:t>
+        <w:t>Open the layout with magic -rcfile $MAGICRC step2_nand2/nand2.mag. Bottom row NMOS: left N1 (gate A), right N2 (gate B); top row PMOS: left P1 (gate A), right P2 (gate B). placement.json gives the metal boxes (units of unit_um = 0.005 μm): T holds each transistor's source S, drain D and gate G, rings the stretch of each guard ring where a contact can go, pos the centres.</w:t>
       </w:r>
     </w:p>
     <w:p>
@@ -565,7 +565,7 @@
         <w:rPr>
           <w:rFonts w:ascii="Times New Roman" w:hAnsi="Times New Roman" w:eastAsia="宋体"/>
         </w:rPr>
-        <w:t>3. 用 metal1 画：两条栅极竖条和引脚 A、B；N1 与 N2 之间的 X；底部 VSS、顶部 VDD 电源轨（压在保护环上，用 mcon 接到保护环），以及到各源/漏的短线。</w:t>
+        <w:t>3. 用 metal1 画：两条栅极竖条和引脚 A、B；N1 与 N2 之间的 X；底部 VSS、顶部 VDD 电源轨（压在保护环上，用局部互连到 metal1 的接触孔 mcon 接到保护环——Magic 里这一层叫 viali，画 0.17 μm 见方），以及到各源/漏的短线。</w:t>
       </w:r>
       <w:r>
         <w:br/>
@@ -575,7 +575,7 @@
           <w:color w:val="5B6B75"/>
           <w:sz w:val="19"/>
         </w:rPr>
-        <w:t>Draw in metal1: the two gate strips and pins A, B; X between N1 and N2; the VSS rail at the bottom and VDD at the top (over the guard rings, joined by mcon), and the short wires to sources and drains.</w:t>
+        <w:t>Draw in metal1: the two gate strips and pins A, B; X between N1 and N2; the VSS rail at the bottom and VDD at the top (over the guard rings, joined to them by mcon contacts — the Magic layer is viali, 0.17 μm square), and the short wires to sources and drains.</w:t>
       </w:r>
     </w:p>
     <w:p>
@@ -586,7 +586,7 @@
         <w:rPr>
           <w:rFonts w:ascii="Times New Roman" w:hAnsi="Times New Roman" w:eastAsia="宋体"/>
         </w:rPr>
-        <w:t>4. 用 metal2 画 OUT，经 via1 连到 P1、P2 的一个端子和 N2 的另一个端子；给 A、B、OUT、VDD、VSS 加标签并设为端口。只保存顶层单元（File → Save）。</w:t>
+        <w:t>4. 用 metal2 画 OUT，经 via1 连到 P1、P2 的一个端子和 N2 的另一个端子（在 Magic 里直接画 0.26 μm 见方的 via1，它已包含孔和包围，孔由工具生成；再在四周补 metal1、metal2）；给 A、B、OUT、VDD、VSS 加标签并设为端口（图形界面：Edit → Text；命令：box 到标签位置，label OUT c metal2，port make）。只保存顶层单元（File → Save 或命令 save nand2）。</w:t>
       </w:r>
       <w:r>
         <w:br/>
@@ -596,7 +596,7 @@
           <w:color w:val="5B6B75"/>
           <w:sz w:val="19"/>
         </w:rPr>
-        <w:t>Draw OUT in metal2 through via1 to one terminal of P1, of P2 and of N2; label A, B, OUT, VDD, VSS as ports. Save only the top cell (File → Save).</w:t>
+        <w:t>Draw OUT in metal2 through via1 to one terminal of P1, of P2 and of N2 (in Magic draw via1 as a 0.26 μm square — it includes the cut and its enclosure, the cut is generated — then add the surrounding metal1 and metal2); label A, B, OUT, VDD, VSS as ports (GUI: Edit → Text; commands: box at the spot, label OUT c metal2, port make). Save only the top cell (File → Save or save nand2).</w:t>
       </w:r>
     </w:p>
     <w:p>
@@ -1274,7 +1274,7 @@
         <w:rPr>
           <w:rFonts w:ascii="Times New Roman" w:hAnsi="Times New Roman" w:eastAsia="宋体"/>
         </w:rPr>
-        <w:t>参考结果：DRC 0、LVS 一致，面积约 55 μm²，是标准单元的约 14 倍。</w:t>
+        <w:t>参考结果：DRC 0、LVS 一致。面积按版图外框算，取决于电源轨和引脚画多长，一般在 35–55 μm²，是标准单元的约 9–14 倍；面积不计分，报告里分析它花在哪里。</w:t>
       </w:r>
       <w:r>
         <w:br/>
@@ -1284,7 +1284,7 @@
           <w:color w:val="5B6B75"/>
           <w:sz w:val="19"/>
         </w:rPr>
-        <w:t>Reference: DRC 0, LVS match, area about 55 μm², about 14 times the standard cell.</w:t>
+        <w:t>Reference: DRC 0, LVS match. The area is the layout's bounding box and depends on how long you draw the rails and pins, typically 35–55 μm², about 9–14 times the standard cell; area is not scored — analyse where it goes in the report.</w:t>
       </w:r>
     </w:p>
     <w:p>

--- a/samples/微电子贯通项目/指导书/贯通项目步骤二 单元：二输入与非门的版图与验证 实验指导书.docx
+++ b/samples/微电子贯通项目/指导书/贯通项目步骤二 单元：二输入与非门的版图与验证 实验指导书.docx
@@ -458,9 +458,9 @@
                 <w:rFonts w:ascii="Times New Roman" w:hAnsi="Times New Roman" w:eastAsia="宋体"/>
                 <w:sz w:val="19"/>
               </w:rPr>
-              <w:t>Wn = 0.42 μm，Wp = 0.97 μm（可按原理二加宽 NMOS，需重新生成起始版图）</w:t>
+              <w:t>Wn = 0.42 μm，Wp = 0.97 μm。按原理二加宽 NMOS 时，在新目录里重新生成起始版图：wqlab nand2 --start 新目录 --wn 0.84（不会覆盖已有的 nand2.mag），网表里的 W 同步改</w:t>
               <w:br/>
-              <w:t>Wn = 0.42 μm, Wp = 0.97 μm</w:t>
+              <w:t>to widen the NMOS, make a new starting layout in a new folder: wqlab nand2 --start new_folder --wn 0.84, and change W in the netlist</w:t>
             </w:r>
           </w:p>
         </w:tc>

--- a/samples/微电子贯通项目/指导书/贯通项目步骤二 单元：二输入与非门的版图与验证 实验指导书.docx
+++ b/samples/微电子贯通项目/指导书/贯通项目步骤二 单元：二输入与非门的版图与验证 实验指导书.docx
@@ -49,7 +49,7 @@
         <w:rPr>
           <w:rFonts w:ascii="Times New Roman" w:hAnsi="Times New Roman" w:eastAsia="宋体"/>
         </w:rPr>
-        <w:t>整个项目为机器人关节设计一块电机控制芯片的数字部分：PWM 发生器控制电机电压，正交编码器计数器测量转过的角度。四步分别对应半导体器件物理、数字集成电路设计、硬件描述语言与集成电路验证、VLSI 物理设计四门课，最后交出一份符合 Tiny Tapeout 格式、时序、DRC、LVS 全部通过的芯片版图。</w:t>
+        <w:t>整个项目为机器人关节设计一块电机控制芯片的数字部分：PWM 发生器控制电机电压，正交编码器计数器测量转过的角度。四步分别对应半导体器件物理、数字集成电路设计、硬件描述语言与集成电路验证、VLSI 物理设计四门课，最后交出一份符合 Tiny Tapeout 格式、时序、DRC、LVS 全部通过、达到本课程流片就绪标准的芯片版图（真正报名前还要用 Tiny Tapeout 官方预检）。</w:t>
       </w:r>
     </w:p>
     <w:p>
@@ -63,7 +63,7 @@
           <w:color w:val="5B6B75"/>
           <w:sz w:val="19"/>
         </w:rPr>
-        <w:t>The project designs the digital part of a motor-control chip for a robot joint: a PWM generator sets the motor voltage and a quadrature encoder counter measures the angle turned. The four steps belong to four courses (device physics, digital IC design, HDL and verification, VLSI physical design) and end with a Tiny Tapeout-format layout that passes timing, DRC and LVS.</w:t>
+        <w:t>The project designs the digital part of a motor-control chip for a robot joint: a PWM generator sets the motor voltage and a quadrature encoder counter measures the angle turned. The four steps belong to four courses (device physics, digital IC design, HDL and verification, VLSI physical design) and end with a Tiny Tapeout-format layout that passes timing, DRC and LVS — tapeout-ready by this course's checks (an actual submission is checked again with Tiny Tapeout's official precheck).</w:t>
       </w:r>
     </w:p>
     <w:p>
